--- a/lessons/10-4-group1/homework.docx
+++ b/lessons/10-4-group1/homework.docx
@@ -115,7 +115,7 @@
           <wp:inline distT="0" distB="0" distL="0" distR="0">
             <wp:extent cx="1047750" cy="790575"/>
             <wp:effectExtent t="0" r="0" b="0" l="0"/>
-            <wp:docPr id="1" name="" descr="" title=""/>
+            <wp:docPr id="1" name="ingenuity" descr="Picture illustrating the vocabulary word &quot;ingenuity&quot;" title="ingenuity"/>
             <wp:cNvGraphicFramePr>
               <a:graphicFrameLocks xmlns:a="http://schemas.openxmlformats.org/drawingml/2006/main" noChangeAspect="1"/>
             </wp:cNvGraphicFramePr>
@@ -178,7 +178,7 @@
           <wp:inline distT="0" distB="0" distL="0" distR="0">
             <wp:extent cx="1047750" cy="790575"/>
             <wp:effectExtent t="0" r="0" b="0" l="0"/>
-            <wp:docPr id="1" name="" descr="" title=""/>
+            <wp:docPr id="1" name="rotation" descr="Picture illustrating the vocabulary word &quot;rotation&quot;" title="rotation"/>
             <wp:cNvGraphicFramePr>
               <a:graphicFrameLocks xmlns:a="http://schemas.openxmlformats.org/drawingml/2006/main" noChangeAspect="1"/>
             </wp:cNvGraphicFramePr>
@@ -241,7 +241,7 @@
           <wp:inline distT="0" distB="0" distL="0" distR="0">
             <wp:extent cx="1047750" cy="790575"/>
             <wp:effectExtent t="0" r="0" b="0" l="0"/>
-            <wp:docPr id="1" name="" descr="" title=""/>
+            <wp:docPr id="1" name="gear" descr="Picture illustrating the vocabulary word &quot;gear&quot;" title="gear"/>
             <wp:cNvGraphicFramePr>
               <a:graphicFrameLocks xmlns:a="http://schemas.openxmlformats.org/drawingml/2006/main" noChangeAspect="1"/>
             </wp:cNvGraphicFramePr>
@@ -304,7 +304,7 @@
           <wp:inline distT="0" distB="0" distL="0" distR="0">
             <wp:extent cx="1047750" cy="790575"/>
             <wp:effectExtent t="0" r="0" b="0" l="0"/>
-            <wp:docPr id="1" name="" descr="" title=""/>
+            <wp:docPr id="1" name="ratio" descr="Picture illustrating the vocabulary word &quot;ratio&quot;" title="ratio"/>
             <wp:cNvGraphicFramePr>
               <a:graphicFrameLocks xmlns:a="http://schemas.openxmlformats.org/drawingml/2006/main" noChangeAspect="1"/>
             </wp:cNvGraphicFramePr>
@@ -367,7 +367,7 @@
           <wp:inline distT="0" distB="0" distL="0" distR="0">
             <wp:extent cx="1047750" cy="790575"/>
             <wp:effectExtent t="0" r="0" b="0" l="0"/>
-            <wp:docPr id="1" name="" descr="" title=""/>
+            <wp:docPr id="1" name="equivalent ratios" descr="Picture illustrating the vocabulary word &quot;equivalent ratios&quot;" title="equivalent ratios"/>
             <wp:cNvGraphicFramePr>
               <a:graphicFrameLocks xmlns:a="http://schemas.openxmlformats.org/drawingml/2006/main" noChangeAspect="1"/>
             </wp:cNvGraphicFramePr>
@@ -477,15 +477,15 @@
         <w:spacing w:after="40" w:before="0"/>
       </w:pPr>
       <w:r>
-        <w:t xml:space="preserve">     C. 2 to 1</w:t>
-      </w:r>
-    </w:p>
-    <w:p>
-      <w:pPr>
-        <w:spacing w:after="40" w:before="0"/>
-      </w:pPr>
-      <w:r>
-        <w:t xml:space="preserve">     D. 1 to 4</w:t>
+        <w:t xml:space="preserve">     C. 1 to 4</w:t>
+      </w:r>
+    </w:p>
+    <w:p>
+      <w:pPr>
+        <w:spacing w:after="40" w:before="0"/>
+      </w:pPr>
+      <w:r>
+        <w:t xml:space="preserve">     D. 2 to 1</w:t>
       </w:r>
     </w:p>
     <w:p>
@@ -516,15 +516,15 @@
         <w:spacing w:after="40" w:before="0"/>
       </w:pPr>
       <w:r>
-        <w:t xml:space="preserve">     A. The length of the perimeter of the front wheel</w:t>
-      </w:r>
-    </w:p>
-    <w:p>
-      <w:pPr>
-        <w:spacing w:after="40" w:before="0"/>
-      </w:pPr>
-      <w:r>
-        <w:t xml:space="preserve">     B. The height of the rider</w:t>
+        <w:t xml:space="preserve">     A. The height of the rider</w:t>
+      </w:r>
+    </w:p>
+    <w:p>
+      <w:pPr>
+        <w:spacing w:after="40" w:before="0"/>
+      </w:pPr>
+      <w:r>
+        <w:t xml:space="preserve">     B. The length of the perimeter of the front wheel</w:t>
       </w:r>
     </w:p>
     <w:p>
@@ -563,39 +563,39 @@
           <w:b/>
           <w:bCs/>
         </w:rPr>
-        <w:t xml:space="preserve">3. The pedal gear turns 48 teeth per rotation. The largest rear gear needs 32 teeth for one full rotation. How many rotations does the rear wheel make for each pedal rotation?</w:t>
-      </w:r>
-    </w:p>
-    <w:p>
-      <w:pPr>
-        <w:spacing w:after="40" w:before="0"/>
-      </w:pPr>
-      <w:r>
-        <w:t xml:space="preserve">     A. 1.5 rotations</w:t>
-      </w:r>
-    </w:p>
-    <w:p>
-      <w:pPr>
-        <w:spacing w:after="40" w:before="0"/>
-      </w:pPr>
-      <w:r>
-        <w:t xml:space="preserve">     B. 16 rotations</w:t>
-      </w:r>
-    </w:p>
-    <w:p>
-      <w:pPr>
-        <w:spacing w:after="40" w:before="0"/>
-      </w:pPr>
-      <w:r>
-        <w:t xml:space="preserve">     C. 0.5 rotations</w:t>
-      </w:r>
-    </w:p>
-    <w:p>
-      <w:pPr>
-        <w:spacing w:after="40" w:before="0"/>
-      </w:pPr>
-      <w:r>
-        <w:t xml:space="preserve">     D. 2 rotations</w:t>
+        <w:t xml:space="preserve">3. For each rotation of the 48-tooth pedal gear, how many teeth does the wheel gear turn?</w:t>
+      </w:r>
+    </w:p>
+    <w:p>
+      <w:pPr>
+        <w:spacing w:after="40" w:before="0"/>
+      </w:pPr>
+      <w:r>
+        <w:t xml:space="preserve">     A. 1 tooth</w:t>
+      </w:r>
+    </w:p>
+    <w:p>
+      <w:pPr>
+        <w:spacing w:after="40" w:before="0"/>
+      </w:pPr>
+      <w:r>
+        <w:t xml:space="preserve">     B. 12 teeth</w:t>
+      </w:r>
+    </w:p>
+    <w:p>
+      <w:pPr>
+        <w:spacing w:after="40" w:before="0"/>
+      </w:pPr>
+      <w:r>
+        <w:t xml:space="preserve">     C. 32 teeth</w:t>
+      </w:r>
+    </w:p>
+    <w:p>
+      <w:pPr>
+        <w:spacing w:after="40" w:before="0"/>
+      </w:pPr>
+      <w:r>
+        <w:t xml:space="preserve">     D. 48 teeth</w:t>
       </w:r>
     </w:p>
     <w:p>
@@ -618,39 +618,7 @@
           <w:b/>
           <w:bCs/>
         </w:rPr>
-        <w:t xml:space="preserve">4. The smallest rear gear has 12 teeth. How many rotations will the rear wheel make for each rotation of the 48-tooth pedal gear?</w:t>
-      </w:r>
-    </w:p>
-    <w:p>
-      <w:pPr>
-        <w:spacing w:after="40" w:before="0"/>
-      </w:pPr>
-      <w:r>
-        <w:t xml:space="preserve">     A. 4 rotations</w:t>
-      </w:r>
-    </w:p>
-    <w:p>
-      <w:pPr>
-        <w:spacing w:after="40" w:before="0"/>
-      </w:pPr>
-      <w:r>
-        <w:t xml:space="preserve">     B. 36 rotations</w:t>
-      </w:r>
-    </w:p>
-    <w:p>
-      <w:pPr>
-        <w:spacing w:after="40" w:before="0"/>
-      </w:pPr>
-      <w:r>
-        <w:t xml:space="preserve">     C. 3 rotations</w:t>
-      </w:r>
-    </w:p>
-    <w:p>
-      <w:pPr>
-        <w:spacing w:after="40" w:before="0"/>
-      </w:pPr>
-      <w:r>
-        <w:t xml:space="preserve">     D. 0.25 rotations</w:t>
+        <w:t xml:space="preserve">4. Name one ingenious solution — from this lesson or from your own life — where math helped solve an everyday problem.</w:t>
       </w:r>
     </w:p>
     <w:p>
@@ -666,6 +634,39 @@
     </w:p>
     <w:p>
       <w:pPr>
+        <w:spacing w:after="60" w:before="120"/>
+      </w:pPr>
+      <w:r>
+        <w:rPr>
+          <w:color w:val="BBBBBB"/>
+        </w:rPr>
+        <w:t xml:space="preserve">______________________________________________________________________</w:t>
+      </w:r>
+    </w:p>
+    <w:p>
+      <w:pPr>
+        <w:spacing w:after="60" w:before="120"/>
+      </w:pPr>
+      <w:r>
+        <w:rPr>
+          <w:color w:val="BBBBBB"/>
+        </w:rPr>
+        <w:t xml:space="preserve">______________________________________________________________________</w:t>
+      </w:r>
+    </w:p>
+    <w:p>
+      <w:pPr>
+        <w:spacing w:after="60" w:before="120"/>
+      </w:pPr>
+      <w:r>
+        <w:rPr>
+          <w:color w:val="BBBBBB"/>
+        </w:rPr>
+        <w:t xml:space="preserve">______________________________________________________________________</w:t>
+      </w:r>
+    </w:p>
+    <w:p>
+      <w:pPr>
         <w:spacing w:after="80" w:before="0"/>
       </w:pPr>
       <w:r>
@@ -673,39 +674,39 @@
           <w:b/>
           <w:bCs/>
         </w:rPr>
-        <w:t xml:space="preserve">5. You are about to ride up a steep hill. Which rear gear should the chain be on, and why?</w:t>
-      </w:r>
-    </w:p>
-    <w:p>
-      <w:pPr>
-        <w:spacing w:after="40" w:before="0"/>
-      </w:pPr>
-      <w:r>
-        <w:t xml:space="preserve">     A. The 32-tooth gear, because 1.5 rotations per pedal makes pedaling easier at slow speeds</w:t>
-      </w:r>
-    </w:p>
-    <w:p>
-      <w:pPr>
-        <w:spacing w:after="40" w:before="0"/>
-      </w:pPr>
-      <w:r>
-        <w:t xml:space="preserve">     B. The 12-tooth gear, because 4 rotations per pedal is always better</w:t>
-      </w:r>
-    </w:p>
-    <w:p>
-      <w:pPr>
-        <w:spacing w:after="40" w:before="0"/>
-      </w:pPr>
-      <w:r>
-        <w:t xml:space="preserve">     C. The 32-tooth gear, because it makes the bike go faster</w:t>
-      </w:r>
-    </w:p>
-    <w:p>
-      <w:pPr>
-        <w:spacing w:after="40" w:before="0"/>
-      </w:pPr>
-      <w:r>
-        <w:t xml:space="preserve">     D. It does not matter which gear you use on a hill</w:t>
+        <w:t xml:space="preserve">5. The pedal gear turns 48 teeth per rotation. The largest rear gear needs 32 teeth for one full rotation. How many rotations does the rear wheel make for each pedal rotation?</w:t>
+      </w:r>
+    </w:p>
+    <w:p>
+      <w:pPr>
+        <w:spacing w:after="40" w:before="0"/>
+      </w:pPr>
+      <w:r>
+        <w:t xml:space="preserve">     A. 0.5 rotations</w:t>
+      </w:r>
+    </w:p>
+    <w:p>
+      <w:pPr>
+        <w:spacing w:after="40" w:before="0"/>
+      </w:pPr>
+      <w:r>
+        <w:t xml:space="preserve">     B. 1.5 rotations</w:t>
+      </w:r>
+    </w:p>
+    <w:p>
+      <w:pPr>
+        <w:spacing w:after="40" w:before="0"/>
+      </w:pPr>
+      <w:r>
+        <w:t xml:space="preserve">     C. 2 rotations</w:t>
+      </w:r>
+    </w:p>
+    <w:p>
+      <w:pPr>
+        <w:spacing w:after="40" w:before="0"/>
+      </w:pPr>
+      <w:r>
+        <w:t xml:space="preserve">     D. 16 rotations</w:t>
       </w:r>
     </w:p>
     <w:p>
@@ -728,7 +729,39 @@
           <w:b/>
           <w:bCs/>
         </w:rPr>
-        <w:t xml:space="preserve">6. </w:t>
+        <w:t xml:space="preserve">6. The smallest rear gear has 12 teeth. How many rotations will the rear wheel make for each rotation of the 48-tooth pedal gear?</w:t>
+      </w:r>
+    </w:p>
+    <w:p>
+      <w:pPr>
+        <w:spacing w:after="40" w:before="0"/>
+      </w:pPr>
+      <w:r>
+        <w:t xml:space="preserve">     A. 0.25 rotations</w:t>
+      </w:r>
+    </w:p>
+    <w:p>
+      <w:pPr>
+        <w:spacing w:after="40" w:before="0"/>
+      </w:pPr>
+      <w:r>
+        <w:t xml:space="preserve">     B. 3 rotations</w:t>
+      </w:r>
+    </w:p>
+    <w:p>
+      <w:pPr>
+        <w:spacing w:after="40" w:before="0"/>
+      </w:pPr>
+      <w:r>
+        <w:t xml:space="preserve">     C. 4 rotations</w:t>
+      </w:r>
+    </w:p>
+    <w:p>
+      <w:pPr>
+        <w:spacing w:after="40" w:before="0"/>
+      </w:pPr>
+      <w:r>
+        <w:t xml:space="preserve">     D. 36 rotations</w:t>
       </w:r>
     </w:p>
     <w:p>
@@ -744,6 +777,50 @@
     </w:p>
     <w:p>
       <w:pPr>
+        <w:spacing w:after="80" w:before="0"/>
+      </w:pPr>
+      <w:r>
+        <w:rPr>
+          <w:b/>
+          <w:bCs/>
+        </w:rPr>
+        <w:t xml:space="preserve">7. You are about to ride up a steep hill. Which rear gear should the chain be on, and why?</w:t>
+      </w:r>
+    </w:p>
+    <w:p>
+      <w:pPr>
+        <w:spacing w:after="40" w:before="0"/>
+      </w:pPr>
+      <w:r>
+        <w:t xml:space="preserve">     A. The 12-tooth gear, because 4 rotations per pedal is always better</w:t>
+      </w:r>
+    </w:p>
+    <w:p>
+      <w:pPr>
+        <w:spacing w:after="40" w:before="0"/>
+      </w:pPr>
+      <w:r>
+        <w:t xml:space="preserve">     B. The 32-tooth gear, because it makes the bike go faster</w:t>
+      </w:r>
+    </w:p>
+    <w:p>
+      <w:pPr>
+        <w:spacing w:after="40" w:before="0"/>
+      </w:pPr>
+      <w:r>
+        <w:t xml:space="preserve">     C. It does not matter which gear you use on a hill</w:t>
+      </w:r>
+    </w:p>
+    <w:p>
+      <w:pPr>
+        <w:spacing w:after="40" w:before="0"/>
+      </w:pPr>
+      <w:r>
+        <w:t xml:space="preserve">     D. The 32-tooth gear, because 1.5 rotations per pedal makes pedaling easier at slow speeds</w:t>
+      </w:r>
+    </w:p>
+    <w:p>
+      <w:pPr>
         <w:spacing w:after="60" w:before="120"/>
       </w:pPr>
       <w:r>
@@ -755,6 +832,18 @@
     </w:p>
     <w:p>
       <w:pPr>
+        <w:spacing w:after="80" w:before="0"/>
+      </w:pPr>
+      <w:r>
+        <w:rPr>
+          <w:b/>
+          <w:bCs/>
+        </w:rPr>
+        <w:t xml:space="preserve">8. Why do you think the larger gear makes it easier to pedal at slower speeds?</w:t>
+      </w:r>
+    </w:p>
+    <w:p>
+      <w:pPr>
         <w:spacing w:after="60" w:before="120"/>
       </w:pPr>
       <w:r>
@@ -777,6 +866,28 @@
     </w:p>
     <w:p>
       <w:pPr>
+        <w:spacing w:after="60" w:before="120"/>
+      </w:pPr>
+      <w:r>
+        <w:rPr>
+          <w:color w:val="BBBBBB"/>
+        </w:rPr>
+        <w:t xml:space="preserve">______________________________________________________________________</w:t>
+      </w:r>
+    </w:p>
+    <w:p>
+      <w:pPr>
+        <w:spacing w:after="60" w:before="120"/>
+      </w:pPr>
+      <w:r>
+        <w:rPr>
+          <w:color w:val="BBBBBB"/>
+        </w:rPr>
+        <w:t xml:space="preserve">______________________________________________________________________</w:t>
+      </w:r>
+    </w:p>
+    <w:p>
+      <w:pPr>
         <w:spacing w:after="80" w:before="0"/>
       </w:pPr>
       <w:r>
@@ -784,73 +895,35 @@
           <w:b/>
           <w:bCs/>
         </w:rPr>
-        <w:t xml:space="preserve">7. With the chain on the 12-tooth gear, the rider makes 10 pedal rotations. How many rotations does the rear wheel make?</w:t>
-      </w:r>
-    </w:p>
-    <w:p>
-      <w:pPr>
-        <w:spacing w:after="40" w:before="0"/>
-      </w:pPr>
-      <w:r>
-        <w:t xml:space="preserve">     A. 40 rotations</w:t>
-      </w:r>
-    </w:p>
-    <w:p>
-      <w:pPr>
-        <w:spacing w:after="40" w:before="0"/>
-      </w:pPr>
-      <w:r>
-        <w:t xml:space="preserve">     B. 14 rotations</w:t>
-      </w:r>
-    </w:p>
-    <w:p>
-      <w:pPr>
-        <w:spacing w:after="40" w:before="0"/>
-      </w:pPr>
-      <w:r>
-        <w:t xml:space="preserve">     C. 22 rotations</w:t>
-      </w:r>
-    </w:p>
-    <w:p>
-      <w:pPr>
-        <w:spacing w:after="40" w:before="0"/>
-      </w:pPr>
-      <w:r>
-        <w:t xml:space="preserve">     D. 120 rotations</w:t>
-      </w:r>
-    </w:p>
-    <w:p>
-      <w:pPr>
-        <w:spacing w:after="60" w:before="120"/>
-      </w:pPr>
-      <w:r>
-        <w:rPr>
-          <w:color w:val="BBBBBB"/>
-        </w:rPr>
-        <w:t xml:space="preserve">______________________________________________________________________</w:t>
-      </w:r>
-    </w:p>
-    <w:p>
-      <w:pPr>
-        <w:spacing w:after="80" w:before="0"/>
-      </w:pPr>
-      <w:r>
-        <w:rPr>
-          <w:b/>
-          <w:bCs/>
-        </w:rPr>
-        <w:t xml:space="preserve">8. </w:t>
-      </w:r>
-    </w:p>
-    <w:p>
-      <w:pPr>
-        <w:spacing w:after="60" w:before="120"/>
-      </w:pPr>
-      <w:r>
-        <w:rPr>
-          <w:color w:val="BBBBBB"/>
-        </w:rPr>
-        <w:t xml:space="preserve">______________________________________________________________________</w:t>
+        <w:t xml:space="preserve">9. Fix our table's thinking</w:t>
+      </w:r>
+    </w:p>
+    <w:p>
+      <w:pPr>
+        <w:spacing w:after="40" w:before="0"/>
+      </w:pPr>
+      <w:r>
+        <w:t xml:space="preserve">   Step 1 (The problem): On the Penny Farthing, what is the ratio of pedal rotations to front-wheel rotations?</w:t>
+      </w:r>
+    </w:p>
+    <w:p>
+      <w:pPr>
+        <w:spacing w:after="40" w:before="0"/>
+      </w:pPr>
+      <w:r>
+        <w:t xml:space="preserve">   Step 2 (A classmate at our table answered): 2 to 1</w:t>
+      </w:r>
+    </w:p>
+    <w:p>
+      <w:pPr>
+        <w:spacing w:after="60" w:before="0"/>
+      </w:pPr>
+      <w:r>
+        <w:rPr>
+          <w:i/>
+          <w:iCs/>
+        </w:rPr>
+        <w:t xml:space="preserve">Which step has the mistake? Explain and fix it:</w:t>
       </w:r>
     </w:p>
     <w:p>
@@ -945,7 +1018,7 @@
           <w:b/>
           <w:bCs/>
         </w:rPr>
-        <w:t xml:space="preserve">2. A. The length of the perimeter of the front wheel</w:t>
+        <w:t xml:space="preserve">2. B. The length of the perimeter of the front wheel</w:t>
       </w:r>
     </w:p>
     <w:p>
@@ -977,7 +1050,7 @@
           <w:b/>
           <w:bCs/>
         </w:rPr>
-        <w:t xml:space="preserve">3. A. 1.5 rotations</w:t>
+        <w:t xml:space="preserve">3. D. 48 teeth</w:t>
       </w:r>
     </w:p>
     <w:p>
@@ -985,7 +1058,7 @@
         <w:spacing w:after="20" w:before="0"/>
       </w:pPr>
       <w:r>
-        <w:t xml:space="preserve">     48 ÷ 32 = 1.5, so the rear wheel makes 1.5 rotations for each pedal rotation.</w:t>
+        <w:t xml:space="preserve">     The chain links the gears, so one full rotation of the 48-tooth pedal gear pulls 48 teeth of chain past the wheel gear.</w:t>
       </w:r>
     </w:p>
     <w:p>
@@ -1009,7 +1082,19 @@
           <w:b/>
           <w:bCs/>
         </w:rPr>
-        <w:t xml:space="preserve">4. A. 4 rotations</w:t>
+        <w:t xml:space="preserve">4. Open response — answers will vary.</w:t>
+      </w:r>
+    </w:p>
+    <w:p>
+      <w:pPr>
+        <w:spacing w:after="40" w:before="0"/>
+      </w:pPr>
+      <w:r>
+        <w:rPr>
+          <w:b/>
+          <w:bCs/>
+        </w:rPr>
+        <w:t xml:space="preserve">5. B. 1.5 rotations</w:t>
       </w:r>
     </w:p>
     <w:p>
@@ -1017,7 +1102,7 @@
         <w:spacing w:after="20" w:before="0"/>
       </w:pPr>
       <w:r>
-        <w:t xml:space="preserve">     48 ÷ 12 = 4, so the rear wheel makes 4 rotations for each pedal rotation.</w:t>
+        <w:t xml:space="preserve">     48 ÷ 32 = 1.5, so the rear wheel makes 1.5 rotations for each pedal rotation.</w:t>
       </w:r>
     </w:p>
     <w:p>
@@ -1041,7 +1126,7 @@
           <w:b/>
           <w:bCs/>
         </w:rPr>
-        <w:t xml:space="preserve">5. A. The 32-tooth gear, because 1.5 rotations per pedal makes pedaling easier at slow speeds</w:t>
+        <w:t xml:space="preserve">6. C. 4 rotations</w:t>
       </w:r>
     </w:p>
     <w:p>
@@ -1049,7 +1134,7 @@
         <w:spacing w:after="20" w:before="0"/>
       </w:pPr>
       <w:r>
-        <w:t xml:space="preserve">     The larger gear turns the wheel fewer times per pedal rotation, which makes it easier to pedal at slower speeds or go uphill.</w:t>
+        <w:t xml:space="preserve">     48 ÷ 12 = 4, so the rear wheel makes 4 rotations for each pedal rotation.</w:t>
       </w:r>
     </w:p>
     <w:p>
@@ -1073,19 +1158,7 @@
           <w:b/>
           <w:bCs/>
         </w:rPr>
-        <w:t xml:space="preserve">6. Open response — answers will vary.</w:t>
-      </w:r>
-    </w:p>
-    <w:p>
-      <w:pPr>
-        <w:spacing w:after="40" w:before="0"/>
-      </w:pPr>
-      <w:r>
-        <w:rPr>
-          <w:b/>
-          <w:bCs/>
-        </w:rPr>
-        <w:t xml:space="preserve">7. A. 40 rotations</w:t>
+        <w:t xml:space="preserve">7. D. The 32-tooth gear, because 1.5 rotations per pedal makes pedaling easier at slow speeds</w:t>
       </w:r>
     </w:p>
     <w:p>
@@ -1093,7 +1166,7 @@
         <w:spacing w:after="20" w:before="0"/>
       </w:pPr>
       <w:r>
-        <w:t xml:space="preserve">     The rear wheel makes 4 rotations per pedal rotation, so 10 pedal rotations give 10 × 4 = 40 wheel rotations.</w:t>
+        <w:t xml:space="preserve">     The larger gear turns the wheel fewer times per pedal rotation, which makes it easier to pedal at slower speeds or go uphill.</w:t>
       </w:r>
     </w:p>
     <w:p>
@@ -1118,6 +1191,34 @@
           <w:bCs/>
         </w:rPr>
         <w:t xml:space="preserve">8. Open response — answers will vary.</w:t>
+      </w:r>
+    </w:p>
+    <w:p>
+      <w:pPr>
+        <w:spacing w:after="40" w:before="0"/>
+      </w:pPr>
+      <w:r>
+        <w:rPr>
+          <w:b/>
+          <w:bCs/>
+        </w:rPr>
+        <w:t xml:space="preserve">9. Fix our table's thinking</w:t>
+      </w:r>
+    </w:p>
+    <w:p>
+      <w:pPr>
+        <w:spacing w:after="20" w:before="0"/>
+      </w:pPr>
+      <w:r>
+        <w:t xml:space="preserve">     The mistake is in Step 2.</w:t>
+      </w:r>
+    </w:p>
+    <w:p>
+      <w:pPr>
+        <w:spacing w:after="20" w:before="0"/>
+      </w:pPr>
+      <w:r>
+        <w:t xml:space="preserve">     Correct work: The correct answer is 1 to 1. The pedals are attached directly to the front wheel, so each pedal rotation rotates the wheel one time — a 1 to 1 ratio.</w:t>
       </w:r>
     </w:p>
     <w:sectPr>
@@ -1306,7 +1407,14 @@
 <file path=word/styles.xml><?xml version="1.0" encoding="utf-8"?>
 <w:styles xmlns:mc="http://schemas.openxmlformats.org/markup-compatibility/2006" xmlns:r="http://schemas.openxmlformats.org/officeDocument/2006/relationships" xmlns:w="http://schemas.openxmlformats.org/wordprocessingml/2006/main" xmlns:w14="http://schemas.microsoft.com/office/word/2010/wordml" xmlns:w15="http://schemas.microsoft.com/office/word/2012/wordml" mc:Ignorable="w14 w15">
   <w:docDefaults>
-    <w:rPrDefault/>
+    <w:rPrDefault>
+      <w:rPr>
+        <w:rFonts w:ascii="Arial" w:cs="Arial" w:eastAsia="Arial" w:hAnsi="Arial"/>
+        <w:sz w:val="22"/>
+        <w:szCs w:val="22"/>
+        <w:lang w:val="en-US"/>
+      </w:rPr>
+    </w:rPrDefault>
     <w:pPrDefault/>
   </w:docDefaults>
   <w:style w:type="paragraph" w:styleId="Title">
@@ -1324,10 +1432,16 @@
     <w:basedOn w:val="Normal"/>
     <w:next w:val="Normal"/>
     <w:qFormat/>
+    <w:pPr>
+      <w:keepNext/>
+    </w:pPr>
     <w:rPr>
-      <w:color w:val="2E74B5"/>
-      <w:sz w:val="32"/>
-      <w:szCs w:val="32"/>
+      <w:rFonts w:ascii="Arial" w:cs="Arial" w:eastAsia="Arial" w:hAnsi="Arial"/>
+      <w:b/>
+      <w:bCs/>
+      <w:color w:val="183E56"/>
+      <w:sz w:val="34"/>
+      <w:szCs w:val="34"/>
     </w:rPr>
   </w:style>
   <w:style w:type="paragraph" w:styleId="Heading2">
@@ -1335,8 +1449,14 @@
     <w:basedOn w:val="Normal"/>
     <w:next w:val="Normal"/>
     <w:qFormat/>
+    <w:pPr>
+      <w:keepNext/>
+    </w:pPr>
     <w:rPr>
-      <w:color w:val="2E74B5"/>
+      <w:rFonts w:ascii="Arial" w:cs="Arial" w:eastAsia="Arial" w:hAnsi="Arial"/>
+      <w:b/>
+      <w:bCs/>
+      <w:color w:val="176B70"/>
       <w:sz w:val="26"/>
       <w:szCs w:val="26"/>
     </w:rPr>

--- a/lessons/10-4-group1/homework.docx
+++ b/lessons/10-4-group1/homework.docx
@@ -959,268 +959,6 @@
         <w:t xml:space="preserve">______________________________________________________________________</w:t>
       </w:r>
     </w:p>
-    <w:p>
-      <w:r>
-        <w:br w:type="page"/>
-      </w:r>
-    </w:p>
-    <w:p>
-      <w:pPr>
-        <w:pStyle w:val="Heading1"/>
-        <w:spacing w:after="120"/>
-      </w:pPr>
-      <w:r>
-        <w:rPr>
-          <w:b/>
-          <w:bCs/>
-        </w:rPr>
-        <w:t xml:space="preserve">Answer Key (Teacher)</w:t>
-      </w:r>
-    </w:p>
-    <w:p>
-      <w:pPr>
-        <w:spacing w:after="40" w:before="0"/>
-      </w:pPr>
-      <w:r>
-        <w:rPr>
-          <w:b/>
-          <w:bCs/>
-        </w:rPr>
-        <w:t xml:space="preserve">1. A. 1 to 1</w:t>
-      </w:r>
-    </w:p>
-    <w:p>
-      <w:pPr>
-        <w:spacing w:after="20" w:before="0"/>
-      </w:pPr>
-      <w:r>
-        <w:t xml:space="preserve">     The pedals are attached directly to the front wheel, so each pedal rotation rotates the wheel one time — a 1 to 1 ratio.</w:t>
-      </w:r>
-    </w:p>
-    <w:p>
-      <w:pPr>
-        <w:spacing w:after="80" w:before="0"/>
-      </w:pPr>
-      <w:r>
-        <w:rPr>
-          <w:i/>
-          <w:iCs/>
-        </w:rPr>
-        <w:t xml:space="preserve">     Watch for: Thinking a rear gear with MORE teeth makes the wheel spin more — it is the opposite: the 32-tooth gear gives only 1.5 rotations per pedal rotation, while the 12-tooth gear gives 4.</w:t>
-      </w:r>
-    </w:p>
-    <w:p>
-      <w:pPr>
-        <w:spacing w:after="40" w:before="0"/>
-      </w:pPr>
-      <w:r>
-        <w:rPr>
-          <w:b/>
-          <w:bCs/>
-        </w:rPr>
-        <w:t xml:space="preserve">2. B. The length of the perimeter of the front wheel</w:t>
-      </w:r>
-    </w:p>
-    <w:p>
-      <w:pPr>
-        <w:spacing w:after="20" w:before="0"/>
-      </w:pPr>
-      <w:r>
-        <w:t xml:space="preserve">     One wheel rotation rolls the bike forward exactly the perimeter of the wheel, and one pedal rotation makes one wheel rotation.</w:t>
-      </w:r>
-    </w:p>
-    <w:p>
-      <w:pPr>
-        <w:spacing w:after="80" w:before="0"/>
-      </w:pPr>
-      <w:r>
-        <w:rPr>
-          <w:i/>
-          <w:iCs/>
-        </w:rPr>
-        <w:t xml:space="preserve">     Watch for: Thinking a rear gear with MORE teeth makes the wheel spin more — it is the opposite: the 32-tooth gear gives only 1.5 rotations per pedal rotation, while the 12-tooth gear gives 4.</w:t>
-      </w:r>
-    </w:p>
-    <w:p>
-      <w:pPr>
-        <w:spacing w:after="40" w:before="0"/>
-      </w:pPr>
-      <w:r>
-        <w:rPr>
-          <w:b/>
-          <w:bCs/>
-        </w:rPr>
-        <w:t xml:space="preserve">3. D. 48 teeth</w:t>
-      </w:r>
-    </w:p>
-    <w:p>
-      <w:pPr>
-        <w:spacing w:after="20" w:before="0"/>
-      </w:pPr>
-      <w:r>
-        <w:t xml:space="preserve">     The chain links the gears, so one full rotation of the 48-tooth pedal gear pulls 48 teeth of chain past the wheel gear.</w:t>
-      </w:r>
-    </w:p>
-    <w:p>
-      <w:pPr>
-        <w:spacing w:after="80" w:before="0"/>
-      </w:pPr>
-      <w:r>
-        <w:rPr>
-          <w:i/>
-          <w:iCs/>
-        </w:rPr>
-        <w:t xml:space="preserve">     Watch for: Thinking a rear gear with MORE teeth makes the wheel spin more — it is the opposite: the 32-tooth gear gives only 1.5 rotations per pedal rotation, while the 12-tooth gear gives 4.</w:t>
-      </w:r>
-    </w:p>
-    <w:p>
-      <w:pPr>
-        <w:spacing w:after="40" w:before="0"/>
-      </w:pPr>
-      <w:r>
-        <w:rPr>
-          <w:b/>
-          <w:bCs/>
-        </w:rPr>
-        <w:t xml:space="preserve">4. Open response — answers will vary.</w:t>
-      </w:r>
-    </w:p>
-    <w:p>
-      <w:pPr>
-        <w:spacing w:after="40" w:before="0"/>
-      </w:pPr>
-      <w:r>
-        <w:rPr>
-          <w:b/>
-          <w:bCs/>
-        </w:rPr>
-        <w:t xml:space="preserve">5. B. 1.5 rotations</w:t>
-      </w:r>
-    </w:p>
-    <w:p>
-      <w:pPr>
-        <w:spacing w:after="20" w:before="0"/>
-      </w:pPr>
-      <w:r>
-        <w:t xml:space="preserve">     48 ÷ 32 = 1.5, so the rear wheel makes 1.5 rotations for each pedal rotation.</w:t>
-      </w:r>
-    </w:p>
-    <w:p>
-      <w:pPr>
-        <w:spacing w:after="80" w:before="0"/>
-      </w:pPr>
-      <w:r>
-        <w:rPr>
-          <w:i/>
-          <w:iCs/>
-        </w:rPr>
-        <w:t xml:space="preserve">     Watch for: Thinking a rear gear with MORE teeth makes the wheel spin more — it is the opposite: the 32-tooth gear gives only 1.5 rotations per pedal rotation, while the 12-tooth gear gives 4.</w:t>
-      </w:r>
-    </w:p>
-    <w:p>
-      <w:pPr>
-        <w:spacing w:after="40" w:before="0"/>
-      </w:pPr>
-      <w:r>
-        <w:rPr>
-          <w:b/>
-          <w:bCs/>
-        </w:rPr>
-        <w:t xml:space="preserve">6. C. 4 rotations</w:t>
-      </w:r>
-    </w:p>
-    <w:p>
-      <w:pPr>
-        <w:spacing w:after="20" w:before="0"/>
-      </w:pPr>
-      <w:r>
-        <w:t xml:space="preserve">     48 ÷ 12 = 4, so the rear wheel makes 4 rotations for each pedal rotation.</w:t>
-      </w:r>
-    </w:p>
-    <w:p>
-      <w:pPr>
-        <w:spacing w:after="80" w:before="0"/>
-      </w:pPr>
-      <w:r>
-        <w:rPr>
-          <w:i/>
-          <w:iCs/>
-        </w:rPr>
-        <w:t xml:space="preserve">     Watch for: Thinking a rear gear with MORE teeth makes the wheel spin more — it is the opposite: the 32-tooth gear gives only 1.5 rotations per pedal rotation, while the 12-tooth gear gives 4.</w:t>
-      </w:r>
-    </w:p>
-    <w:p>
-      <w:pPr>
-        <w:spacing w:after="40" w:before="0"/>
-      </w:pPr>
-      <w:r>
-        <w:rPr>
-          <w:b/>
-          <w:bCs/>
-        </w:rPr>
-        <w:t xml:space="preserve">7. D. The 32-tooth gear, because 1.5 rotations per pedal makes pedaling easier at slow speeds</w:t>
-      </w:r>
-    </w:p>
-    <w:p>
-      <w:pPr>
-        <w:spacing w:after="20" w:before="0"/>
-      </w:pPr>
-      <w:r>
-        <w:t xml:space="preserve">     The larger gear turns the wheel fewer times per pedal rotation, which makes it easier to pedal at slower speeds or go uphill.</w:t>
-      </w:r>
-    </w:p>
-    <w:p>
-      <w:pPr>
-        <w:spacing w:after="80" w:before="0"/>
-      </w:pPr>
-      <w:r>
-        <w:rPr>
-          <w:i/>
-          <w:iCs/>
-        </w:rPr>
-        <w:t xml:space="preserve">     Watch for: Thinking a rear gear with MORE teeth makes the wheel spin more — it is the opposite: the 32-tooth gear gives only 1.5 rotations per pedal rotation, while the 12-tooth gear gives 4.</w:t>
-      </w:r>
-    </w:p>
-    <w:p>
-      <w:pPr>
-        <w:spacing w:after="40" w:before="0"/>
-      </w:pPr>
-      <w:r>
-        <w:rPr>
-          <w:b/>
-          <w:bCs/>
-        </w:rPr>
-        <w:t xml:space="preserve">8. Open response — answers will vary.</w:t>
-      </w:r>
-    </w:p>
-    <w:p>
-      <w:pPr>
-        <w:spacing w:after="40" w:before="0"/>
-      </w:pPr>
-      <w:r>
-        <w:rPr>
-          <w:b/>
-          <w:bCs/>
-        </w:rPr>
-        <w:t xml:space="preserve">9. Fix our table's thinking</w:t>
-      </w:r>
-    </w:p>
-    <w:p>
-      <w:pPr>
-        <w:spacing w:after="20" w:before="0"/>
-      </w:pPr>
-      <w:r>
-        <w:t xml:space="preserve">     The mistake is in Step 2.</w:t>
-      </w:r>
-    </w:p>
-    <w:p>
-      <w:pPr>
-        <w:spacing w:after="20" w:before="0"/>
-      </w:pPr>
-      <w:r>
-        <w:t xml:space="preserve">     Correct work: The correct answer is 1 to 1. The pedals are attached directly to the front wheel, so each pedal rotation rotates the wheel one time — a 1 to 1 ratio.</w:t>
-      </w:r>
-    </w:p>
     <w:sectPr>
       <w:pgSz w:w="11906" w:h="16838" w:orient="portrait"/>
       <w:pgMar w:top="720" w:right="900" w:bottom="720" w:left="900" w:header="708" w:footer="708" w:gutter="0"/>
